--- a/ProjectIdea/AngularProjectIdeaV1.docx
+++ b/ProjectIdea/AngularProjectIdeaV1.docx
@@ -1967,33 +1967,7 @@
           <w:szCs w:val="48"/>
           <w14:ligatures w14:val="none"/>
         </w:rPr>
-        <w:t xml:space="preserve"> 3. COMPLETE WEBPAGE INDEX (AI PROMPT STYLE)</w:t>
-      </w:r>
-    </w:p>
-    <w:p>
-      <w:pPr>
-        <w:spacing w:before="100" w:beforeAutospacing="1" w:after="100" w:afterAutospacing="1" w:line="240" w:lineRule="auto"/>
-        <w:rPr>
-          <w:rFonts w:ascii="Times New Roman" w:eastAsia="Times New Roman" w:hAnsi="Times New Roman" w:cs="Times New Roman"/>
-          <w:kern w:val="0"/>
-          <w14:ligatures w14:val="none"/>
-        </w:rPr>
-      </w:pPr>
-      <w:r>
-        <w:rPr>
-          <w:rFonts w:ascii="Segoe UI Emoji" w:eastAsia="Times New Roman" w:hAnsi="Segoe UI Emoji" w:cs="Segoe UI Emoji"/>
-          <w:kern w:val="0"/>
-          <w14:ligatures w14:val="none"/>
-        </w:rPr>
-        <w:t>👉</w:t>
-      </w:r>
-      <w:r>
-        <w:rPr>
-          <w:rFonts w:ascii="Times New Roman" w:eastAsia="Times New Roman" w:hAnsi="Times New Roman" w:cs="Times New Roman"/>
-          <w:kern w:val="0"/>
-          <w14:ligatures w14:val="none"/>
-        </w:rPr>
-        <w:t xml:space="preserve"> You can literally copy this into AI tools</w:t>
+        <w:t xml:space="preserve"> 3. COMPLETE WEBPAGE INDEX </w:t>
       </w:r>
     </w:p>
     <w:p>
@@ -2040,7 +2014,6 @@
           <w:szCs w:val="48"/>
           <w14:ligatures w14:val="none"/>
         </w:rPr>
-        <w:lastRenderedPageBreak/>
         <w:t>🌐</w:t>
       </w:r>
       <w:r>
@@ -2071,6 +2044,7 @@
           <w:kern w:val="0"/>
           <w14:ligatures w14:val="none"/>
         </w:rPr>
+        <w:lastRenderedPageBreak/>
         <w:pict w14:anchorId="4537CD15">
           <v:rect id="_x0000_i1040" style="width:0;height:1.5pt" o:hralign="center" o:hrstd="t" o:hr="t" fillcolor="#a0a0a0" stroked="f"/>
         </w:pict>
@@ -2752,73 +2726,73 @@
           <w:kern w:val="0"/>
           <w14:ligatures w14:val="none"/>
         </w:rPr>
+        <w:t xml:space="preserve">Category filter </w:t>
+      </w:r>
+    </w:p>
+    <w:p>
+      <w:pPr>
+        <w:numPr>
+          <w:ilvl w:val="0"/>
+          <w:numId w:val="15"/>
+        </w:numPr>
+        <w:spacing w:before="100" w:beforeAutospacing="1" w:after="100" w:afterAutospacing="1" w:line="240" w:lineRule="auto"/>
+        <w:rPr>
+          <w:rFonts w:ascii="Times New Roman" w:eastAsia="Times New Roman" w:hAnsi="Times New Roman" w:cs="Times New Roman"/>
+          <w:kern w:val="0"/>
+          <w14:ligatures w14:val="none"/>
+        </w:rPr>
+      </w:pPr>
+      <w:r>
+        <w:rPr>
+          <w:rFonts w:ascii="Times New Roman" w:eastAsia="Times New Roman" w:hAnsi="Times New Roman" w:cs="Times New Roman"/>
+          <w:kern w:val="0"/>
+          <w14:ligatures w14:val="none"/>
+        </w:rPr>
+        <w:t xml:space="preserve">Price filter </w:t>
+      </w:r>
+    </w:p>
+    <w:p>
+      <w:pPr>
+        <w:numPr>
+          <w:ilvl w:val="0"/>
+          <w:numId w:val="15"/>
+        </w:numPr>
+        <w:spacing w:before="100" w:beforeAutospacing="1" w:after="100" w:afterAutospacing="1" w:line="240" w:lineRule="auto"/>
+        <w:rPr>
+          <w:rFonts w:ascii="Times New Roman" w:eastAsia="Times New Roman" w:hAnsi="Times New Roman" w:cs="Times New Roman"/>
+          <w:kern w:val="0"/>
+          <w14:ligatures w14:val="none"/>
+        </w:rPr>
+      </w:pPr>
+      <w:r>
+        <w:rPr>
+          <w:rFonts w:ascii="Times New Roman" w:eastAsia="Times New Roman" w:hAnsi="Times New Roman" w:cs="Times New Roman"/>
+          <w:kern w:val="0"/>
+          <w14:ligatures w14:val="none"/>
+        </w:rPr>
+        <w:t xml:space="preserve">Rating filter </w:t>
+      </w:r>
+    </w:p>
+    <w:p>
+      <w:pPr>
+        <w:numPr>
+          <w:ilvl w:val="0"/>
+          <w:numId w:val="15"/>
+        </w:numPr>
+        <w:spacing w:before="100" w:beforeAutospacing="1" w:after="100" w:afterAutospacing="1" w:line="240" w:lineRule="auto"/>
+        <w:rPr>
+          <w:rFonts w:ascii="Times New Roman" w:eastAsia="Times New Roman" w:hAnsi="Times New Roman" w:cs="Times New Roman"/>
+          <w:kern w:val="0"/>
+          <w14:ligatures w14:val="none"/>
+        </w:rPr>
+      </w:pPr>
+      <w:r>
+        <w:rPr>
+          <w:rFonts w:ascii="Times New Roman" w:eastAsia="Times New Roman" w:hAnsi="Times New Roman" w:cs="Times New Roman"/>
+          <w:kern w:val="0"/>
+          <w14:ligatures w14:val="none"/>
+        </w:rPr>
         <w:lastRenderedPageBreak/>
-        <w:t xml:space="preserve">Category filter </w:t>
-      </w:r>
-    </w:p>
-    <w:p>
-      <w:pPr>
-        <w:numPr>
-          <w:ilvl w:val="0"/>
-          <w:numId w:val="15"/>
-        </w:numPr>
-        <w:spacing w:before="100" w:beforeAutospacing="1" w:after="100" w:afterAutospacing="1" w:line="240" w:lineRule="auto"/>
-        <w:rPr>
-          <w:rFonts w:ascii="Times New Roman" w:eastAsia="Times New Roman" w:hAnsi="Times New Roman" w:cs="Times New Roman"/>
-          <w:kern w:val="0"/>
-          <w14:ligatures w14:val="none"/>
-        </w:rPr>
-      </w:pPr>
-      <w:r>
-        <w:rPr>
-          <w:rFonts w:ascii="Times New Roman" w:eastAsia="Times New Roman" w:hAnsi="Times New Roman" w:cs="Times New Roman"/>
-          <w:kern w:val="0"/>
-          <w14:ligatures w14:val="none"/>
-        </w:rPr>
-        <w:t xml:space="preserve">Price filter </w:t>
-      </w:r>
-    </w:p>
-    <w:p>
-      <w:pPr>
-        <w:numPr>
-          <w:ilvl w:val="0"/>
-          <w:numId w:val="15"/>
-        </w:numPr>
-        <w:spacing w:before="100" w:beforeAutospacing="1" w:after="100" w:afterAutospacing="1" w:line="240" w:lineRule="auto"/>
-        <w:rPr>
-          <w:rFonts w:ascii="Times New Roman" w:eastAsia="Times New Roman" w:hAnsi="Times New Roman" w:cs="Times New Roman"/>
-          <w:kern w:val="0"/>
-          <w14:ligatures w14:val="none"/>
-        </w:rPr>
-      </w:pPr>
-      <w:r>
-        <w:rPr>
-          <w:rFonts w:ascii="Times New Roman" w:eastAsia="Times New Roman" w:hAnsi="Times New Roman" w:cs="Times New Roman"/>
-          <w:kern w:val="0"/>
-          <w14:ligatures w14:val="none"/>
-        </w:rPr>
-        <w:t xml:space="preserve">Rating filter </w:t>
-      </w:r>
-    </w:p>
-    <w:p>
-      <w:pPr>
-        <w:numPr>
-          <w:ilvl w:val="0"/>
-          <w:numId w:val="15"/>
-        </w:numPr>
-        <w:spacing w:before="100" w:beforeAutospacing="1" w:after="100" w:afterAutospacing="1" w:line="240" w:lineRule="auto"/>
-        <w:rPr>
-          <w:rFonts w:ascii="Times New Roman" w:eastAsia="Times New Roman" w:hAnsi="Times New Roman" w:cs="Times New Roman"/>
-          <w:kern w:val="0"/>
-          <w14:ligatures w14:val="none"/>
-        </w:rPr>
-      </w:pPr>
-      <w:r>
-        <w:rPr>
-          <w:rFonts w:ascii="Times New Roman" w:eastAsia="Times New Roman" w:hAnsi="Times New Roman" w:cs="Times New Roman"/>
-          <w:kern w:val="0"/>
-          <w14:ligatures w14:val="none"/>
-        </w:rPr>
         <w:t xml:space="preserve">Gig cards: </w:t>
       </w:r>
     </w:p>
@@ -3444,73 +3418,73 @@
           <w:kern w:val="0"/>
           <w14:ligatures w14:val="none"/>
         </w:rPr>
+        <w:t xml:space="preserve">Name </w:t>
+      </w:r>
+    </w:p>
+    <w:p>
+      <w:pPr>
+        <w:numPr>
+          <w:ilvl w:val="0"/>
+          <w:numId w:val="18"/>
+        </w:numPr>
+        <w:spacing w:before="100" w:beforeAutospacing="1" w:after="100" w:afterAutospacing="1" w:line="240" w:lineRule="auto"/>
+        <w:rPr>
+          <w:rFonts w:ascii="Times New Roman" w:eastAsia="Times New Roman" w:hAnsi="Times New Roman" w:cs="Times New Roman"/>
+          <w:kern w:val="0"/>
+          <w14:ligatures w14:val="none"/>
+        </w:rPr>
+      </w:pPr>
+      <w:r>
+        <w:rPr>
+          <w:rFonts w:ascii="Times New Roman" w:eastAsia="Times New Roman" w:hAnsi="Times New Roman" w:cs="Times New Roman"/>
+          <w:kern w:val="0"/>
+          <w14:ligatures w14:val="none"/>
+        </w:rPr>
+        <w:t xml:space="preserve">Email </w:t>
+      </w:r>
+    </w:p>
+    <w:p>
+      <w:pPr>
+        <w:numPr>
+          <w:ilvl w:val="0"/>
+          <w:numId w:val="18"/>
+        </w:numPr>
+        <w:spacing w:before="100" w:beforeAutospacing="1" w:after="100" w:afterAutospacing="1" w:line="240" w:lineRule="auto"/>
+        <w:rPr>
+          <w:rFonts w:ascii="Times New Roman" w:eastAsia="Times New Roman" w:hAnsi="Times New Roman" w:cs="Times New Roman"/>
+          <w:kern w:val="0"/>
+          <w14:ligatures w14:val="none"/>
+        </w:rPr>
+      </w:pPr>
+      <w:r>
+        <w:rPr>
+          <w:rFonts w:ascii="Times New Roman" w:eastAsia="Times New Roman" w:hAnsi="Times New Roman" w:cs="Times New Roman"/>
+          <w:kern w:val="0"/>
+          <w14:ligatures w14:val="none"/>
+        </w:rPr>
+        <w:t xml:space="preserve">Phone </w:t>
+      </w:r>
+    </w:p>
+    <w:p>
+      <w:pPr>
+        <w:numPr>
+          <w:ilvl w:val="0"/>
+          <w:numId w:val="18"/>
+        </w:numPr>
+        <w:spacing w:before="100" w:beforeAutospacing="1" w:after="100" w:afterAutospacing="1" w:line="240" w:lineRule="auto"/>
+        <w:rPr>
+          <w:rFonts w:ascii="Times New Roman" w:eastAsia="Times New Roman" w:hAnsi="Times New Roman" w:cs="Times New Roman"/>
+          <w:kern w:val="0"/>
+          <w14:ligatures w14:val="none"/>
+        </w:rPr>
+      </w:pPr>
+      <w:r>
+        <w:rPr>
+          <w:rFonts w:ascii="Times New Roman" w:eastAsia="Times New Roman" w:hAnsi="Times New Roman" w:cs="Times New Roman"/>
+          <w:kern w:val="0"/>
+          <w14:ligatures w14:val="none"/>
+        </w:rPr>
         <w:lastRenderedPageBreak/>
-        <w:t xml:space="preserve">Name </w:t>
-      </w:r>
-    </w:p>
-    <w:p>
-      <w:pPr>
-        <w:numPr>
-          <w:ilvl w:val="0"/>
-          <w:numId w:val="18"/>
-        </w:numPr>
-        <w:spacing w:before="100" w:beforeAutospacing="1" w:after="100" w:afterAutospacing="1" w:line="240" w:lineRule="auto"/>
-        <w:rPr>
-          <w:rFonts w:ascii="Times New Roman" w:eastAsia="Times New Roman" w:hAnsi="Times New Roman" w:cs="Times New Roman"/>
-          <w:kern w:val="0"/>
-          <w14:ligatures w14:val="none"/>
-        </w:rPr>
-      </w:pPr>
-      <w:r>
-        <w:rPr>
-          <w:rFonts w:ascii="Times New Roman" w:eastAsia="Times New Roman" w:hAnsi="Times New Roman" w:cs="Times New Roman"/>
-          <w:kern w:val="0"/>
-          <w14:ligatures w14:val="none"/>
-        </w:rPr>
-        <w:t xml:space="preserve">Email </w:t>
-      </w:r>
-    </w:p>
-    <w:p>
-      <w:pPr>
-        <w:numPr>
-          <w:ilvl w:val="0"/>
-          <w:numId w:val="18"/>
-        </w:numPr>
-        <w:spacing w:before="100" w:beforeAutospacing="1" w:after="100" w:afterAutospacing="1" w:line="240" w:lineRule="auto"/>
-        <w:rPr>
-          <w:rFonts w:ascii="Times New Roman" w:eastAsia="Times New Roman" w:hAnsi="Times New Roman" w:cs="Times New Roman"/>
-          <w:kern w:val="0"/>
-          <w14:ligatures w14:val="none"/>
-        </w:rPr>
-      </w:pPr>
-      <w:r>
-        <w:rPr>
-          <w:rFonts w:ascii="Times New Roman" w:eastAsia="Times New Roman" w:hAnsi="Times New Roman" w:cs="Times New Roman"/>
-          <w:kern w:val="0"/>
-          <w14:ligatures w14:val="none"/>
-        </w:rPr>
-        <w:t xml:space="preserve">Phone </w:t>
-      </w:r>
-    </w:p>
-    <w:p>
-      <w:pPr>
-        <w:numPr>
-          <w:ilvl w:val="0"/>
-          <w:numId w:val="18"/>
-        </w:numPr>
-        <w:spacing w:before="100" w:beforeAutospacing="1" w:after="100" w:afterAutospacing="1" w:line="240" w:lineRule="auto"/>
-        <w:rPr>
-          <w:rFonts w:ascii="Times New Roman" w:eastAsia="Times New Roman" w:hAnsi="Times New Roman" w:cs="Times New Roman"/>
-          <w:kern w:val="0"/>
-          <w14:ligatures w14:val="none"/>
-        </w:rPr>
-      </w:pPr>
-      <w:r>
-        <w:rPr>
-          <w:rFonts w:ascii="Times New Roman" w:eastAsia="Times New Roman" w:hAnsi="Times New Roman" w:cs="Times New Roman"/>
-          <w:kern w:val="0"/>
-          <w14:ligatures w14:val="none"/>
-        </w:rPr>
         <w:t xml:space="preserve">Password </w:t>
       </w:r>
     </w:p>
@@ -4069,7 +4043,6 @@
           <w:szCs w:val="36"/>
           <w14:ligatures w14:val="none"/>
         </w:rPr>
-        <w:lastRenderedPageBreak/>
         <w:t>🔵</w:t>
       </w:r>
       <w:r>
@@ -4109,6 +4082,7 @@
           <w:szCs w:val="27"/>
           <w14:ligatures w14:val="none"/>
         </w:rPr>
+        <w:lastRenderedPageBreak/>
         <w:t>Include:</w:t>
       </w:r>
     </w:p>
@@ -4759,7 +4733,6 @@
           <w:kern w:val="0"/>
           <w14:ligatures w14:val="none"/>
         </w:rPr>
-        <w:lastRenderedPageBreak/>
         <w:pict w14:anchorId="4649699C">
           <v:rect id="_x0000_i1055" style="width:0;height:1.5pt" o:hralign="center" o:hrstd="t" o:hr="t" fillcolor="#a0a0a0" stroked="f"/>
         </w:pict>
@@ -4789,6 +4762,7 @@
           <w:szCs w:val="36"/>
           <w14:ligatures w14:val="none"/>
         </w:rPr>
+        <w:lastRenderedPageBreak/>
         <w:t>🔵</w:t>
       </w:r>
       <w:r>
@@ -5419,29 +5393,29 @@
           <w:kern w:val="0"/>
           <w14:ligatures w14:val="none"/>
         </w:rPr>
+        <w:t xml:space="preserve">total users </w:t>
+      </w:r>
+    </w:p>
+    <w:p>
+      <w:pPr>
+        <w:numPr>
+          <w:ilvl w:val="0"/>
+          <w:numId w:val="29"/>
+        </w:numPr>
+        <w:spacing w:before="100" w:beforeAutospacing="1" w:after="100" w:afterAutospacing="1" w:line="240" w:lineRule="auto"/>
+        <w:rPr>
+          <w:rFonts w:ascii="Times New Roman" w:eastAsia="Times New Roman" w:hAnsi="Times New Roman" w:cs="Times New Roman"/>
+          <w:kern w:val="0"/>
+          <w14:ligatures w14:val="none"/>
+        </w:rPr>
+      </w:pPr>
+      <w:r>
+        <w:rPr>
+          <w:rFonts w:ascii="Times New Roman" w:eastAsia="Times New Roman" w:hAnsi="Times New Roman" w:cs="Times New Roman"/>
+          <w:kern w:val="0"/>
+          <w14:ligatures w14:val="none"/>
+        </w:rPr>
         <w:lastRenderedPageBreak/>
-        <w:t xml:space="preserve">total users </w:t>
-      </w:r>
-    </w:p>
-    <w:p>
-      <w:pPr>
-        <w:numPr>
-          <w:ilvl w:val="0"/>
-          <w:numId w:val="29"/>
-        </w:numPr>
-        <w:spacing w:before="100" w:beforeAutospacing="1" w:after="100" w:afterAutospacing="1" w:line="240" w:lineRule="auto"/>
-        <w:rPr>
-          <w:rFonts w:ascii="Times New Roman" w:eastAsia="Times New Roman" w:hAnsi="Times New Roman" w:cs="Times New Roman"/>
-          <w:kern w:val="0"/>
-          <w14:ligatures w14:val="none"/>
-        </w:rPr>
-      </w:pPr>
-      <w:r>
-        <w:rPr>
-          <w:rFonts w:ascii="Times New Roman" w:eastAsia="Times New Roman" w:hAnsi="Times New Roman" w:cs="Times New Roman"/>
-          <w:kern w:val="0"/>
-          <w14:ligatures w14:val="none"/>
-        </w:rPr>
         <w:t xml:space="preserve">total jobs </w:t>
       </w:r>
     </w:p>
